--- a/AWS/26-7-24 EC2 Instance Session Connect/Accessing EC2 Using SSM Session Manager and Local CLI.docx
+++ b/AWS/26-7-24 EC2 Instance Session Connect/Accessing EC2 Using SSM Session Manager and Local CLI.docx
@@ -699,6 +699,7 @@
       </w:pPr>
       <w:r>
         <w:rPr>
+          <w:noProof/>
           <w:sz w:val="28"/>
         </w:rPr>
         <w:lastRenderedPageBreak/>
@@ -2384,7 +2385,39 @@
         <w:rPr>
           <w:sz w:val="28"/>
         </w:rPr>
-        <w:t>)  , NAT ,VPC endpoint and custom VPC endpoint.</w:t>
+        <w:t>)  , NAT ,</w:t>
+      </w:r>
+      <w:r>
+        <w:rPr>
+          <w:sz w:val="28"/>
+        </w:rPr>
+        <w:t>custom VPC endpoint.</w:t>
+      </w:r>
+    </w:p>
+    <w:p>
+      <w:pPr>
+        <w:rPr>
+          <w:sz w:val="28"/>
+        </w:rPr>
+      </w:pPr>
+      <w:r>
+        <w:rPr>
+          <w:sz w:val="28"/>
+        </w:rPr>
+        <w:t xml:space="preserve">Note*- while Creating NAT need to select </w:t>
+      </w:r>
+      <w:r>
+        <w:rPr>
+          <w:b/>
+          <w:sz w:val="28"/>
+        </w:rPr>
+        <w:t>Regional Level</w:t>
+      </w:r>
+      <w:r>
+        <w:rPr>
+          <w:sz w:val="28"/>
+        </w:rPr>
+        <w:t>.</w:t>
       </w:r>
     </w:p>
     <w:p>
@@ -2422,7 +2455,6 @@
           <w:sz w:val="28"/>
           <w:u w:val="single"/>
         </w:rPr>
-        <w:lastRenderedPageBreak/>
         <w:t>We can configure Session manager in our local</w:t>
       </w:r>
       <w:r>
